--- a/docs/Paper_Chasers_LLC_One_Page_Marketing_Summary.docx
+++ b/docs/Paper_Chasers_LLC_One_Page_Marketing_Summary.docx
@@ -110,7 +110,7 @@
         <w:t xml:space="preserve">(920) </w:t>
       </w:r>
       <w:r>
-        <w:t>400-5908</w:t>
+        <w:t>572-8646</w:t>
       </w:r>
     </w:p>
     <w:p>
@@ -459,7 +459,7 @@
         <w:pStyle w:val="NoSpacing"/>
       </w:pPr>
       <w:r>
-        <w:t>Phone/Text: (920) 400-5908</w:t>
+        <w:t>Phone/Text: (920) 572-8646</w:t>
       </w:r>
     </w:p>
     <w:p>

--- a/docs/Paper_Chasers_LLC_One_Page_Marketing_Summary.docx
+++ b/docs/Paper_Chasers_LLC_One_Page_Marketing_Summary.docx
@@ -94,11 +94,11 @@
         <w:jc w:val="center"/>
       </w:pPr>
       <w:r>
-        <w:t>1020 Oviatt Street, Suite #5</w:t>
+        <w:t xml:space="preserve">2418 West Charles Street</w:t>
       </w:r>
       <w:r>
         <w:br/>
-        <w:t>Kaukauna, Wisconsin 54130</w:t>
+        <w:t xml:space="preserve">Appleton, Wisconsin 54914</w:t>
       </w:r>
     </w:p>
     <w:p>
@@ -332,7 +332,7 @@
         <w:pStyle w:val="NoSpacing"/>
       </w:pPr>
       <w:r>
-        <w:t>• Pro se form completion assistance</w:t>
+        <w:t xml:space="preserve">• Form typing from client-provided information</w:t>
       </w:r>
     </w:p>
     <w:p>

--- a/docs/Paper_Chasers_LLC_One_Page_Marketing_Summary.docx
+++ b/docs/Paper_Chasers_LLC_One_Page_Marketing_Summary.docx
@@ -14,12 +14,12 @@
           <wp:anchor distT="0" distB="0" distL="114300" distR="114300" simplePos="0" relativeHeight="251659264" behindDoc="1" locked="0" layoutInCell="1" allowOverlap="1" wp14:anchorId="6BA4BD64" wp14:editId="2A02908D">
             <wp:simplePos x="0" y="0"/>
             <wp:positionH relativeFrom="margin">
-              <wp:align>right</wp:align>
+              <wp:align>center</wp:align>
             </wp:positionH>
             <wp:positionV relativeFrom="paragraph">
               <wp:posOffset>-609600</wp:posOffset>
             </wp:positionV>
-            <wp:extent cx="5629275" cy="1609725"/>
+            <wp:extent cx="1716340" cy="1287780"/>
             <wp:effectExtent l="0" t="0" r="0" b="0"/>
             <wp:wrapNone/>
             <wp:docPr id="1758700588" name="Picture 1"/>
@@ -35,7 +35,6 @@
                   </pic:nvPicPr>
                   <pic:blipFill rotWithShape="1">
                     <a:blip r:embed="rId6"/>
-                    <a:srcRect l="8477" t="31173" r="10711" b="34159"/>
                     <a:stretch>
                       <a:fillRect/>
                     </a:stretch>
@@ -43,7 +42,7 @@
                   <pic:spPr bwMode="auto">
                     <a:xfrm>
                       <a:off x="0" y="0"/>
-                      <a:ext cx="5629275" cy="1609725"/>
+                      <a:ext cx="1716340" cy="1287780"/>
                     </a:xfrm>
                     <a:prstGeom prst="rect">
                       <a:avLst/>
